--- a/mode_docx_nc/Бланки уставок.docx
+++ b/mode_docx_nc/Бланки уставок.docx
@@ -40000,3334 +40000,6 @@
     </w:p>
     <w:p>
       <w:pPr>
-        <w:pStyle w:val="2"/>
-      </w:pPr>
-      <w:r>
-        <w:t xml:space="preserve"> Режим №10</w:t>
-      </w:r>
-    </w:p>
-    <w:p>
-      <w:pPr>
-        <w:pStyle w:val="3"/>
-      </w:pPr>
-      <w:r>
-        <w:t>Защита от перегрузки (ЗП)</w:t>
-      </w:r>
-    </w:p>
-    <w:p>
-      <w:pPr>
-        <w:pStyle w:val="a"/>
-      </w:pPr>
-      <w:r>
-        <w:t>Защита от перегрузки стороны ВН (ЗП ВН)</w:t>
-      </w:r>
-    </w:p>
-    <w:tbl>
-      <w:tblPr>
-        <w:tblStyle w:val="31"/>
-        <w:tblW w:type="auto" w:w="0"/>
-        <w:tblLayout w:type="fixed"/>
-        <w:tblLook w:firstColumn="1" w:firstRow="1" w:lastColumn="0" w:lastRow="0" w:noHBand="0" w:noVBand="1" w:val="04A0"/>
-      </w:tblPr>
-      <w:tblGrid>
-        <w:gridCol w:w="1495"/>
-        <w:gridCol w:w="1495"/>
-        <w:gridCol w:w="1495"/>
-        <w:gridCol w:w="1495"/>
-        <w:gridCol w:w="1495"/>
-        <w:gridCol w:w="1495"/>
-        <w:gridCol w:w="1495"/>
-      </w:tblGrid>
-      <w:tr>
-        <w:trPr>
-          <w:trHeight w:val="283"/>
-          <w:tblHeader w:val="true"/>
-        </w:trPr>
-        <w:tc>
-          <w:tcPr>
-            <w:tcW w:type="dxa" w:w="2520"/>
-            <w:vAlign w:val="center"/>
-          </w:tcPr>
-          <w:p>
-            <w:pPr>
-              <w:pStyle w:val="ab"/>
-              <w:jc w:val="center"/>
-            </w:pPr>
-            <w:r>
-              <w:rPr>
-                <w:b/>
-              </w:rPr>
-              <w:t>Параметр</w:t>
-            </w:r>
-          </w:p>
-        </w:tc>
-        <w:tc>
-          <w:tcPr>
-            <w:tcW w:type="dxa" w:w="1411"/>
-            <w:vAlign w:val="center"/>
-          </w:tcPr>
-          <w:p>
-            <w:pPr>
-              <w:pStyle w:val="ab"/>
-              <w:jc w:val="center"/>
-            </w:pPr>
-            <w:r>
-              <w:rPr>
-                <w:b/>
-              </w:rPr>
-              <w:t>Обозначение ФСУ</w:t>
-            </w:r>
-          </w:p>
-        </w:tc>
-        <w:tc>
-          <w:tcPr>
-            <w:tcW w:type="dxa" w:w="2016"/>
-            <w:vAlign w:val="center"/>
-          </w:tcPr>
-          <w:p>
-            <w:pPr>
-              <w:pStyle w:val="ab"/>
-              <w:jc w:val="center"/>
-            </w:pPr>
-            <w:r>
-              <w:rPr>
-                <w:b/>
-              </w:rPr>
-              <w:t>Значение / Диапазон</w:t>
-            </w:r>
-          </w:p>
-        </w:tc>
-        <w:tc>
-          <w:tcPr>
-            <w:tcW w:type="dxa" w:w="691"/>
-            <w:vAlign w:val="center"/>
-          </w:tcPr>
-          <w:p>
-            <w:pPr>
-              <w:pStyle w:val="ab"/>
-              <w:jc w:val="center"/>
-            </w:pPr>
-            <w:r>
-              <w:rPr>
-                <w:b/>
-              </w:rPr>
-              <w:t>Ед. изм.</w:t>
-            </w:r>
-          </w:p>
-        </w:tc>
-        <w:tc>
-          <w:tcPr>
-            <w:tcW w:type="dxa" w:w="677"/>
-            <w:vAlign w:val="center"/>
-          </w:tcPr>
-          <w:p>
-            <w:pPr>
-              <w:pStyle w:val="ab"/>
-              <w:jc w:val="center"/>
-            </w:pPr>
-            <w:r>
-              <w:rPr>
-                <w:b/>
-              </w:rPr>
-              <w:t>Шаг</w:t>
-            </w:r>
-          </w:p>
-        </w:tc>
-        <w:tc>
-          <w:tcPr>
-            <w:tcW w:type="dxa" w:w="1440"/>
-            <w:vAlign w:val="center"/>
-          </w:tcPr>
-          <w:p>
-            <w:pPr>
-              <w:pStyle w:val="ab"/>
-              <w:jc w:val="center"/>
-            </w:pPr>
-            <w:r>
-              <w:rPr>
-                <w:b/>
-              </w:rPr>
-              <w:t>Значение по умолчанию</w:t>
-            </w:r>
-          </w:p>
-        </w:tc>
-        <w:tc>
-          <w:tcPr>
-            <w:tcW w:type="dxa" w:w="864"/>
-            <w:vAlign w:val="center"/>
-          </w:tcPr>
-          <w:p>
-            <w:pPr>
-              <w:pStyle w:val="ab"/>
-              <w:jc w:val="center"/>
-            </w:pPr>
-            <w:r>
-              <w:rPr>
-                <w:b/>
-              </w:rPr>
-              <w:t>Уставка</w:t>
-            </w:r>
-          </w:p>
-        </w:tc>
-      </w:tr>
-      <w:tr>
-        <w:tc>
-          <w:tcPr>
-            <w:tcW w:type="dxa" w:w="2520"/>
-          </w:tcPr>
-          <w:p>
-            <w:pPr>
-              <w:pStyle w:val="ab"/>
-              <w:jc w:val="center"/>
-            </w:pPr>
-            <w:r>
-              <w:t>Ввод функции в работу (Ввод_функции)</w:t>
-            </w:r>
-          </w:p>
-        </w:tc>
-        <w:tc>
-          <w:tcPr>
-            <w:tcW w:type="dxa" w:w="1411"/>
-          </w:tcPr>
-          <w:p>
-            <w:pPr>
-              <w:pStyle w:val="ab"/>
-              <w:jc w:val="center"/>
-            </w:pPr>
-            <w:r>
-              <w:t>SGF1</w:t>
-            </w:r>
-          </w:p>
-        </w:tc>
-        <w:tc>
-          <w:tcPr>
-            <w:tcW w:type="dxa" w:w="2016"/>
-          </w:tcPr>
-          <w:p>
-            <w:pPr>
-              <w:pStyle w:val="ab"/>
-              <w:jc w:val="center"/>
-            </w:pPr>
-            <w:r>
-              <w:t>0 - Не предусмотрено</w:t>
-              <w:br/>
-              <w:t>1 - Предусмотрено</w:t>
-            </w:r>
-          </w:p>
-        </w:tc>
-        <w:tc>
-          <w:tcPr>
-            <w:tcW w:type="dxa" w:w="691"/>
-          </w:tcPr>
-          <w:p>
-            <w:pPr>
-              <w:pStyle w:val="ab"/>
-              <w:jc w:val="center"/>
-            </w:pPr>
-            <w:r>
-              <w:t>-</w:t>
-            </w:r>
-          </w:p>
-        </w:tc>
-        <w:tc>
-          <w:tcPr>
-            <w:tcW w:type="dxa" w:w="677"/>
-          </w:tcPr>
-          <w:p>
-            <w:pPr>
-              <w:pStyle w:val="ab"/>
-              <w:jc w:val="center"/>
-            </w:pPr>
-            <w:r>
-              <w:t>-</w:t>
-            </w:r>
-          </w:p>
-        </w:tc>
-        <w:tc>
-          <w:tcPr>
-            <w:tcW w:type="dxa" w:w="1440"/>
-          </w:tcPr>
-          <w:p>
-            <w:pPr>
-              <w:pStyle w:val="ab"/>
-              <w:jc w:val="center"/>
-            </w:pPr>
-            <w:r>
-              <w:t>Не предусмотрено</w:t>
-            </w:r>
-          </w:p>
-        </w:tc>
-        <w:tc>
-          <w:tcPr>
-            <w:tcW w:type="dxa" w:w="864"/>
-          </w:tcPr>
-          <w:p>
-            <w:pPr>
-              <w:pStyle w:val="ab"/>
-              <w:jc w:val="center"/>
-            </w:pPr>
-            <w:r>
-              <w:rPr>
-                <w:b/>
-              </w:rPr>
-              <w:t>0</w:t>
-            </w:r>
-          </w:p>
-        </w:tc>
-      </w:tr>
-      <w:tr>
-        <w:tc>
-          <w:tcPr>
-            <w:tcW w:type="dxa" w:w="2520"/>
-          </w:tcPr>
-          <w:p>
-            <w:pPr>
-              <w:pStyle w:val="ab"/>
-              <w:jc w:val="center"/>
-            </w:pPr>
-            <w:r>
-              <w:t>Ток срабатывания (Iср)</w:t>
-            </w:r>
-          </w:p>
-        </w:tc>
-        <w:tc>
-          <w:tcPr>
-            <w:tcW w:type="dxa" w:w="1411"/>
-          </w:tcPr>
-          <w:p>
-            <w:pPr>
-              <w:pStyle w:val="ab"/>
-              <w:jc w:val="center"/>
-            </w:pPr>
-            <w:r>
-              <w:t>I&gt;</w:t>
-            </w:r>
-          </w:p>
-        </w:tc>
-        <w:tc>
-          <w:tcPr>
-            <w:tcW w:type="dxa" w:w="2016"/>
-          </w:tcPr>
-          <w:p>
-            <w:pPr>
-              <w:pStyle w:val="ab"/>
-              <w:jc w:val="center"/>
-            </w:pPr>
-            <w:r>
-              <w:t>0,10 ... 5,00</w:t>
-            </w:r>
-          </w:p>
-        </w:tc>
-        <w:tc>
-          <w:tcPr>
-            <w:tcW w:type="dxa" w:w="691"/>
-          </w:tcPr>
-          <w:p>
-            <w:pPr>
-              <w:pStyle w:val="ab"/>
-              <w:jc w:val="center"/>
-            </w:pPr>
-            <w:r>
-              <w:t>о.е.</w:t>
-            </w:r>
-          </w:p>
-        </w:tc>
-        <w:tc>
-          <w:tcPr>
-            <w:tcW w:type="dxa" w:w="677"/>
-          </w:tcPr>
-          <w:p>
-            <w:pPr>
-              <w:pStyle w:val="ab"/>
-              <w:jc w:val="center"/>
-            </w:pPr>
-            <w:r>
-              <w:t>0,01</w:t>
-            </w:r>
-          </w:p>
-        </w:tc>
-        <w:tc>
-          <w:tcPr>
-            <w:tcW w:type="dxa" w:w="1440"/>
-          </w:tcPr>
-          <w:p>
-            <w:pPr>
-              <w:pStyle w:val="ab"/>
-              <w:jc w:val="center"/>
-            </w:pPr>
-            <w:r>
-              <w:t>1,00</w:t>
-            </w:r>
-          </w:p>
-        </w:tc>
-        <w:tc>
-          <w:tcPr>
-            <w:tcW w:type="dxa" w:w="864"/>
-            <w:shd w:fill="FFC000"/>
-          </w:tcPr>
-          <w:p>
-            <w:pPr>
-              <w:pStyle w:val="ab"/>
-              <w:jc w:val="center"/>
-            </w:pPr>
-            <w:r>
-              <w:rPr>
-                <w:b/>
-              </w:rPr>
-              <w:t>3,00</w:t>
-            </w:r>
-          </w:p>
-        </w:tc>
-      </w:tr>
-      <w:tr>
-        <w:tc>
-          <w:tcPr>
-            <w:tcW w:type="dxa" w:w="2520"/>
-          </w:tcPr>
-          <w:p>
-            <w:pPr>
-              <w:pStyle w:val="ab"/>
-              <w:jc w:val="center"/>
-            </w:pPr>
-            <w:r>
-              <w:t>Выдержка времени срабатывания (Tср)</w:t>
-            </w:r>
-          </w:p>
-        </w:tc>
-        <w:tc>
-          <w:tcPr>
-            <w:tcW w:type="dxa" w:w="1411"/>
-          </w:tcPr>
-          <w:p>
-            <w:pPr>
-              <w:pStyle w:val="ab"/>
-              <w:jc w:val="center"/>
-            </w:pPr>
-            <w:r>
-              <w:t>T1</w:t>
-            </w:r>
-          </w:p>
-        </w:tc>
-        <w:tc>
-          <w:tcPr>
-            <w:tcW w:type="dxa" w:w="2016"/>
-          </w:tcPr>
-          <w:p>
-            <w:pPr>
-              <w:pStyle w:val="ab"/>
-              <w:jc w:val="center"/>
-            </w:pPr>
-            <w:r>
-              <w:t>0,0 ... 3600,0</w:t>
-            </w:r>
-          </w:p>
-        </w:tc>
-        <w:tc>
-          <w:tcPr>
-            <w:tcW w:type="dxa" w:w="691"/>
-          </w:tcPr>
-          <w:p>
-            <w:pPr>
-              <w:pStyle w:val="ab"/>
-              <w:jc w:val="center"/>
-            </w:pPr>
-            <w:r>
-              <w:t>с</w:t>
-            </w:r>
-          </w:p>
-        </w:tc>
-        <w:tc>
-          <w:tcPr>
-            <w:tcW w:type="dxa" w:w="677"/>
-          </w:tcPr>
-          <w:p>
-            <w:pPr>
-              <w:pStyle w:val="ab"/>
-              <w:jc w:val="center"/>
-            </w:pPr>
-            <w:r>
-              <w:t>0,1</w:t>
-            </w:r>
-          </w:p>
-        </w:tc>
-        <w:tc>
-          <w:tcPr>
-            <w:tcW w:type="dxa" w:w="1440"/>
-          </w:tcPr>
-          <w:p>
-            <w:pPr>
-              <w:pStyle w:val="ab"/>
-              <w:jc w:val="center"/>
-            </w:pPr>
-            <w:r>
-              <w:t>9,0</w:t>
-            </w:r>
-          </w:p>
-        </w:tc>
-        <w:tc>
-          <w:tcPr>
-            <w:tcW w:type="dxa" w:w="864"/>
-          </w:tcPr>
-          <w:p>
-            <w:pPr>
-              <w:pStyle w:val="ab"/>
-              <w:jc w:val="center"/>
-            </w:pPr>
-            <w:r>
-              <w:rPr>
-                <w:b/>
-              </w:rPr>
-              <w:t>1,0</w:t>
-            </w:r>
-          </w:p>
-        </w:tc>
-      </w:tr>
-    </w:tbl>
-    <w:p>
-      <w:pPr>
-        <w:pStyle w:val="a"/>
-      </w:pPr>
-      <w:r>
-        <w:t>Защита от перегрузки стороны НН1 (ЗП НН1)</w:t>
-      </w:r>
-    </w:p>
-    <w:tbl>
-      <w:tblPr>
-        <w:tblStyle w:val="31"/>
-        <w:tblW w:type="auto" w:w="0"/>
-        <w:tblLayout w:type="fixed"/>
-        <w:tblLook w:firstColumn="1" w:firstRow="1" w:lastColumn="0" w:lastRow="0" w:noHBand="0" w:noVBand="1" w:val="04A0"/>
-      </w:tblPr>
-      <w:tblGrid>
-        <w:gridCol w:w="1495"/>
-        <w:gridCol w:w="1495"/>
-        <w:gridCol w:w="1495"/>
-        <w:gridCol w:w="1495"/>
-        <w:gridCol w:w="1495"/>
-        <w:gridCol w:w="1495"/>
-        <w:gridCol w:w="1495"/>
-      </w:tblGrid>
-      <w:tr>
-        <w:trPr>
-          <w:trHeight w:val="283"/>
-          <w:tblHeader w:val="true"/>
-        </w:trPr>
-        <w:tc>
-          <w:tcPr>
-            <w:tcW w:type="dxa" w:w="2520"/>
-            <w:vAlign w:val="center"/>
-          </w:tcPr>
-          <w:p>
-            <w:pPr>
-              <w:pStyle w:val="ab"/>
-              <w:jc w:val="center"/>
-            </w:pPr>
-            <w:r>
-              <w:rPr>
-                <w:b/>
-              </w:rPr>
-              <w:t>Параметр</w:t>
-            </w:r>
-          </w:p>
-        </w:tc>
-        <w:tc>
-          <w:tcPr>
-            <w:tcW w:type="dxa" w:w="1411"/>
-            <w:vAlign w:val="center"/>
-          </w:tcPr>
-          <w:p>
-            <w:pPr>
-              <w:pStyle w:val="ab"/>
-              <w:jc w:val="center"/>
-            </w:pPr>
-            <w:r>
-              <w:rPr>
-                <w:b/>
-              </w:rPr>
-              <w:t>Обозначение ФСУ</w:t>
-            </w:r>
-          </w:p>
-        </w:tc>
-        <w:tc>
-          <w:tcPr>
-            <w:tcW w:type="dxa" w:w="2016"/>
-            <w:vAlign w:val="center"/>
-          </w:tcPr>
-          <w:p>
-            <w:pPr>
-              <w:pStyle w:val="ab"/>
-              <w:jc w:val="center"/>
-            </w:pPr>
-            <w:r>
-              <w:rPr>
-                <w:b/>
-              </w:rPr>
-              <w:t>Значение / Диапазон</w:t>
-            </w:r>
-          </w:p>
-        </w:tc>
-        <w:tc>
-          <w:tcPr>
-            <w:tcW w:type="dxa" w:w="691"/>
-            <w:vAlign w:val="center"/>
-          </w:tcPr>
-          <w:p>
-            <w:pPr>
-              <w:pStyle w:val="ab"/>
-              <w:jc w:val="center"/>
-            </w:pPr>
-            <w:r>
-              <w:rPr>
-                <w:b/>
-              </w:rPr>
-              <w:t>Ед. изм.</w:t>
-            </w:r>
-          </w:p>
-        </w:tc>
-        <w:tc>
-          <w:tcPr>
-            <w:tcW w:type="dxa" w:w="677"/>
-            <w:vAlign w:val="center"/>
-          </w:tcPr>
-          <w:p>
-            <w:pPr>
-              <w:pStyle w:val="ab"/>
-              <w:jc w:val="center"/>
-            </w:pPr>
-            <w:r>
-              <w:rPr>
-                <w:b/>
-              </w:rPr>
-              <w:t>Шаг</w:t>
-            </w:r>
-          </w:p>
-        </w:tc>
-        <w:tc>
-          <w:tcPr>
-            <w:tcW w:type="dxa" w:w="1440"/>
-            <w:vAlign w:val="center"/>
-          </w:tcPr>
-          <w:p>
-            <w:pPr>
-              <w:pStyle w:val="ab"/>
-              <w:jc w:val="center"/>
-            </w:pPr>
-            <w:r>
-              <w:rPr>
-                <w:b/>
-              </w:rPr>
-              <w:t>Значение по умолчанию</w:t>
-            </w:r>
-          </w:p>
-        </w:tc>
-        <w:tc>
-          <w:tcPr>
-            <w:tcW w:type="dxa" w:w="864"/>
-            <w:vAlign w:val="center"/>
-          </w:tcPr>
-          <w:p>
-            <w:pPr>
-              <w:pStyle w:val="ab"/>
-              <w:jc w:val="center"/>
-            </w:pPr>
-            <w:r>
-              <w:rPr>
-                <w:b/>
-              </w:rPr>
-              <w:t>Уставка</w:t>
-            </w:r>
-          </w:p>
-        </w:tc>
-      </w:tr>
-      <w:tr>
-        <w:tc>
-          <w:tcPr>
-            <w:tcW w:type="dxa" w:w="2520"/>
-          </w:tcPr>
-          <w:p>
-            <w:pPr>
-              <w:pStyle w:val="ab"/>
-              <w:jc w:val="center"/>
-            </w:pPr>
-            <w:r>
-              <w:t>Ввод функции в работу (Ввод_функции)</w:t>
-            </w:r>
-          </w:p>
-        </w:tc>
-        <w:tc>
-          <w:tcPr>
-            <w:tcW w:type="dxa" w:w="1411"/>
-          </w:tcPr>
-          <w:p>
-            <w:pPr>
-              <w:pStyle w:val="ab"/>
-              <w:jc w:val="center"/>
-            </w:pPr>
-            <w:r>
-              <w:t>SGF1</w:t>
-            </w:r>
-          </w:p>
-        </w:tc>
-        <w:tc>
-          <w:tcPr>
-            <w:tcW w:type="dxa" w:w="2016"/>
-          </w:tcPr>
-          <w:p>
-            <w:pPr>
-              <w:pStyle w:val="ab"/>
-              <w:jc w:val="center"/>
-            </w:pPr>
-            <w:r>
-              <w:t>0 - Не предусмотрено</w:t>
-              <w:br/>
-              <w:t>1 - Предусмотрено</w:t>
-            </w:r>
-          </w:p>
-        </w:tc>
-        <w:tc>
-          <w:tcPr>
-            <w:tcW w:type="dxa" w:w="691"/>
-          </w:tcPr>
-          <w:p>
-            <w:pPr>
-              <w:pStyle w:val="ab"/>
-              <w:jc w:val="center"/>
-            </w:pPr>
-            <w:r>
-              <w:t>-</w:t>
-            </w:r>
-          </w:p>
-        </w:tc>
-        <w:tc>
-          <w:tcPr>
-            <w:tcW w:type="dxa" w:w="677"/>
-          </w:tcPr>
-          <w:p>
-            <w:pPr>
-              <w:pStyle w:val="ab"/>
-              <w:jc w:val="center"/>
-            </w:pPr>
-            <w:r>
-              <w:t>-</w:t>
-            </w:r>
-          </w:p>
-        </w:tc>
-        <w:tc>
-          <w:tcPr>
-            <w:tcW w:type="dxa" w:w="1440"/>
-          </w:tcPr>
-          <w:p>
-            <w:pPr>
-              <w:pStyle w:val="ab"/>
-              <w:jc w:val="center"/>
-            </w:pPr>
-            <w:r>
-              <w:t>Не предусмотрено</w:t>
-            </w:r>
-          </w:p>
-        </w:tc>
-        <w:tc>
-          <w:tcPr>
-            <w:tcW w:type="dxa" w:w="864"/>
-          </w:tcPr>
-          <w:p>
-            <w:pPr>
-              <w:pStyle w:val="ab"/>
-              <w:jc w:val="center"/>
-            </w:pPr>
-            <w:r>
-              <w:rPr>
-                <w:b/>
-              </w:rPr>
-              <w:t>0</w:t>
-            </w:r>
-          </w:p>
-        </w:tc>
-      </w:tr>
-      <w:tr>
-        <w:tc>
-          <w:tcPr>
-            <w:tcW w:type="dxa" w:w="2520"/>
-          </w:tcPr>
-          <w:p>
-            <w:pPr>
-              <w:pStyle w:val="ab"/>
-              <w:jc w:val="center"/>
-            </w:pPr>
-            <w:r>
-              <w:t>Ток срабатывания (Iср)</w:t>
-            </w:r>
-          </w:p>
-        </w:tc>
-        <w:tc>
-          <w:tcPr>
-            <w:tcW w:type="dxa" w:w="1411"/>
-          </w:tcPr>
-          <w:p>
-            <w:pPr>
-              <w:pStyle w:val="ab"/>
-              <w:jc w:val="center"/>
-            </w:pPr>
-            <w:r>
-              <w:t>I&gt;</w:t>
-            </w:r>
-          </w:p>
-        </w:tc>
-        <w:tc>
-          <w:tcPr>
-            <w:tcW w:type="dxa" w:w="2016"/>
-          </w:tcPr>
-          <w:p>
-            <w:pPr>
-              <w:pStyle w:val="ab"/>
-              <w:jc w:val="center"/>
-            </w:pPr>
-            <w:r>
-              <w:t>0,10 ... 5,00</w:t>
-            </w:r>
-          </w:p>
-        </w:tc>
-        <w:tc>
-          <w:tcPr>
-            <w:tcW w:type="dxa" w:w="691"/>
-          </w:tcPr>
-          <w:p>
-            <w:pPr>
-              <w:pStyle w:val="ab"/>
-              <w:jc w:val="center"/>
-            </w:pPr>
-            <w:r>
-              <w:t>о.е.</w:t>
-            </w:r>
-          </w:p>
-        </w:tc>
-        <w:tc>
-          <w:tcPr>
-            <w:tcW w:type="dxa" w:w="677"/>
-          </w:tcPr>
-          <w:p>
-            <w:pPr>
-              <w:pStyle w:val="ab"/>
-              <w:jc w:val="center"/>
-            </w:pPr>
-            <w:r>
-              <w:t>0,01</w:t>
-            </w:r>
-          </w:p>
-        </w:tc>
-        <w:tc>
-          <w:tcPr>
-            <w:tcW w:type="dxa" w:w="1440"/>
-          </w:tcPr>
-          <w:p>
-            <w:pPr>
-              <w:pStyle w:val="ab"/>
-              <w:jc w:val="center"/>
-            </w:pPr>
-            <w:r>
-              <w:t>1,00</w:t>
-            </w:r>
-          </w:p>
-        </w:tc>
-        <w:tc>
-          <w:tcPr>
-            <w:tcW w:type="dxa" w:w="864"/>
-            <w:shd w:fill="FFC000"/>
-          </w:tcPr>
-          <w:p>
-            <w:pPr>
-              <w:pStyle w:val="ab"/>
-              <w:jc w:val="center"/>
-            </w:pPr>
-            <w:r>
-              <w:rPr>
-                <w:b/>
-              </w:rPr>
-              <w:t>3,00</w:t>
-            </w:r>
-          </w:p>
-        </w:tc>
-      </w:tr>
-      <w:tr>
-        <w:tc>
-          <w:tcPr>
-            <w:tcW w:type="dxa" w:w="2520"/>
-          </w:tcPr>
-          <w:p>
-            <w:pPr>
-              <w:pStyle w:val="ab"/>
-              <w:jc w:val="center"/>
-            </w:pPr>
-            <w:r>
-              <w:t>Выдержка времени срабатывания (Tср)</w:t>
-            </w:r>
-          </w:p>
-        </w:tc>
-        <w:tc>
-          <w:tcPr>
-            <w:tcW w:type="dxa" w:w="1411"/>
-          </w:tcPr>
-          <w:p>
-            <w:pPr>
-              <w:pStyle w:val="ab"/>
-              <w:jc w:val="center"/>
-            </w:pPr>
-            <w:r>
-              <w:t>T1</w:t>
-            </w:r>
-          </w:p>
-        </w:tc>
-        <w:tc>
-          <w:tcPr>
-            <w:tcW w:type="dxa" w:w="2016"/>
-          </w:tcPr>
-          <w:p>
-            <w:pPr>
-              <w:pStyle w:val="ab"/>
-              <w:jc w:val="center"/>
-            </w:pPr>
-            <w:r>
-              <w:t>0,0 ... 3600,0</w:t>
-            </w:r>
-          </w:p>
-        </w:tc>
-        <w:tc>
-          <w:tcPr>
-            <w:tcW w:type="dxa" w:w="691"/>
-          </w:tcPr>
-          <w:p>
-            <w:pPr>
-              <w:pStyle w:val="ab"/>
-              <w:jc w:val="center"/>
-            </w:pPr>
-            <w:r>
-              <w:t>с</w:t>
-            </w:r>
-          </w:p>
-        </w:tc>
-        <w:tc>
-          <w:tcPr>
-            <w:tcW w:type="dxa" w:w="677"/>
-          </w:tcPr>
-          <w:p>
-            <w:pPr>
-              <w:pStyle w:val="ab"/>
-              <w:jc w:val="center"/>
-            </w:pPr>
-            <w:r>
-              <w:t>0,1</w:t>
-            </w:r>
-          </w:p>
-        </w:tc>
-        <w:tc>
-          <w:tcPr>
-            <w:tcW w:type="dxa" w:w="1440"/>
-          </w:tcPr>
-          <w:p>
-            <w:pPr>
-              <w:pStyle w:val="ab"/>
-              <w:jc w:val="center"/>
-            </w:pPr>
-            <w:r>
-              <w:t>9,0</w:t>
-            </w:r>
-          </w:p>
-        </w:tc>
-        <w:tc>
-          <w:tcPr>
-            <w:tcW w:type="dxa" w:w="864"/>
-          </w:tcPr>
-          <w:p>
-            <w:pPr>
-              <w:pStyle w:val="ab"/>
-              <w:jc w:val="center"/>
-            </w:pPr>
-            <w:r>
-              <w:rPr>
-                <w:b/>
-              </w:rPr>
-              <w:t>1,0</w:t>
-            </w:r>
-          </w:p>
-        </w:tc>
-      </w:tr>
-    </w:tbl>
-    <w:p>
-      <w:pPr>
-        <w:pStyle w:val="a"/>
-      </w:pPr>
-      <w:r>
-        <w:t>Защита от перегрузки стороны НН2 (ЗП НН2)</w:t>
-      </w:r>
-    </w:p>
-    <w:tbl>
-      <w:tblPr>
-        <w:tblStyle w:val="31"/>
-        <w:tblW w:type="auto" w:w="0"/>
-        <w:tblLayout w:type="fixed"/>
-        <w:tblLook w:firstColumn="1" w:firstRow="1" w:lastColumn="0" w:lastRow="0" w:noHBand="0" w:noVBand="1" w:val="04A0"/>
-      </w:tblPr>
-      <w:tblGrid>
-        <w:gridCol w:w="1495"/>
-        <w:gridCol w:w="1495"/>
-        <w:gridCol w:w="1495"/>
-        <w:gridCol w:w="1495"/>
-        <w:gridCol w:w="1495"/>
-        <w:gridCol w:w="1495"/>
-        <w:gridCol w:w="1495"/>
-      </w:tblGrid>
-      <w:tr>
-        <w:trPr>
-          <w:trHeight w:val="283"/>
-          <w:tblHeader w:val="true"/>
-        </w:trPr>
-        <w:tc>
-          <w:tcPr>
-            <w:tcW w:type="dxa" w:w="2520"/>
-            <w:vAlign w:val="center"/>
-          </w:tcPr>
-          <w:p>
-            <w:pPr>
-              <w:pStyle w:val="ab"/>
-              <w:jc w:val="center"/>
-            </w:pPr>
-            <w:r>
-              <w:rPr>
-                <w:b/>
-              </w:rPr>
-              <w:t>Параметр</w:t>
-            </w:r>
-          </w:p>
-        </w:tc>
-        <w:tc>
-          <w:tcPr>
-            <w:tcW w:type="dxa" w:w="1411"/>
-            <w:vAlign w:val="center"/>
-          </w:tcPr>
-          <w:p>
-            <w:pPr>
-              <w:pStyle w:val="ab"/>
-              <w:jc w:val="center"/>
-            </w:pPr>
-            <w:r>
-              <w:rPr>
-                <w:b/>
-              </w:rPr>
-              <w:t>Обозначение ФСУ</w:t>
-            </w:r>
-          </w:p>
-        </w:tc>
-        <w:tc>
-          <w:tcPr>
-            <w:tcW w:type="dxa" w:w="2016"/>
-            <w:vAlign w:val="center"/>
-          </w:tcPr>
-          <w:p>
-            <w:pPr>
-              <w:pStyle w:val="ab"/>
-              <w:jc w:val="center"/>
-            </w:pPr>
-            <w:r>
-              <w:rPr>
-                <w:b/>
-              </w:rPr>
-              <w:t>Значение / Диапазон</w:t>
-            </w:r>
-          </w:p>
-        </w:tc>
-        <w:tc>
-          <w:tcPr>
-            <w:tcW w:type="dxa" w:w="691"/>
-            <w:vAlign w:val="center"/>
-          </w:tcPr>
-          <w:p>
-            <w:pPr>
-              <w:pStyle w:val="ab"/>
-              <w:jc w:val="center"/>
-            </w:pPr>
-            <w:r>
-              <w:rPr>
-                <w:b/>
-              </w:rPr>
-              <w:t>Ед. изм.</w:t>
-            </w:r>
-          </w:p>
-        </w:tc>
-        <w:tc>
-          <w:tcPr>
-            <w:tcW w:type="dxa" w:w="677"/>
-            <w:vAlign w:val="center"/>
-          </w:tcPr>
-          <w:p>
-            <w:pPr>
-              <w:pStyle w:val="ab"/>
-              <w:jc w:val="center"/>
-            </w:pPr>
-            <w:r>
-              <w:rPr>
-                <w:b/>
-              </w:rPr>
-              <w:t>Шаг</w:t>
-            </w:r>
-          </w:p>
-        </w:tc>
-        <w:tc>
-          <w:tcPr>
-            <w:tcW w:type="dxa" w:w="1440"/>
-            <w:vAlign w:val="center"/>
-          </w:tcPr>
-          <w:p>
-            <w:pPr>
-              <w:pStyle w:val="ab"/>
-              <w:jc w:val="center"/>
-            </w:pPr>
-            <w:r>
-              <w:rPr>
-                <w:b/>
-              </w:rPr>
-              <w:t>Значение по умолчанию</w:t>
-            </w:r>
-          </w:p>
-        </w:tc>
-        <w:tc>
-          <w:tcPr>
-            <w:tcW w:type="dxa" w:w="864"/>
-            <w:vAlign w:val="center"/>
-          </w:tcPr>
-          <w:p>
-            <w:pPr>
-              <w:pStyle w:val="ab"/>
-              <w:jc w:val="center"/>
-            </w:pPr>
-            <w:r>
-              <w:rPr>
-                <w:b/>
-              </w:rPr>
-              <w:t>Уставка</w:t>
-            </w:r>
-          </w:p>
-        </w:tc>
-      </w:tr>
-      <w:tr>
-        <w:tc>
-          <w:tcPr>
-            <w:tcW w:type="dxa" w:w="2520"/>
-          </w:tcPr>
-          <w:p>
-            <w:pPr>
-              <w:pStyle w:val="ab"/>
-              <w:jc w:val="center"/>
-            </w:pPr>
-            <w:r>
-              <w:t>Ввод функции в работу (Ввод_функции)</w:t>
-            </w:r>
-          </w:p>
-        </w:tc>
-        <w:tc>
-          <w:tcPr>
-            <w:tcW w:type="dxa" w:w="1411"/>
-          </w:tcPr>
-          <w:p>
-            <w:pPr>
-              <w:pStyle w:val="ab"/>
-              <w:jc w:val="center"/>
-            </w:pPr>
-            <w:r>
-              <w:t>SGF1</w:t>
-            </w:r>
-          </w:p>
-        </w:tc>
-        <w:tc>
-          <w:tcPr>
-            <w:tcW w:type="dxa" w:w="2016"/>
-          </w:tcPr>
-          <w:p>
-            <w:pPr>
-              <w:pStyle w:val="ab"/>
-              <w:jc w:val="center"/>
-            </w:pPr>
-            <w:r>
-              <w:t>0 - Не предусмотрено</w:t>
-              <w:br/>
-              <w:t>1 - Предусмотрено</w:t>
-            </w:r>
-          </w:p>
-        </w:tc>
-        <w:tc>
-          <w:tcPr>
-            <w:tcW w:type="dxa" w:w="691"/>
-          </w:tcPr>
-          <w:p>
-            <w:pPr>
-              <w:pStyle w:val="ab"/>
-              <w:jc w:val="center"/>
-            </w:pPr>
-            <w:r>
-              <w:t>-</w:t>
-            </w:r>
-          </w:p>
-        </w:tc>
-        <w:tc>
-          <w:tcPr>
-            <w:tcW w:type="dxa" w:w="677"/>
-          </w:tcPr>
-          <w:p>
-            <w:pPr>
-              <w:pStyle w:val="ab"/>
-              <w:jc w:val="center"/>
-            </w:pPr>
-            <w:r>
-              <w:t>-</w:t>
-            </w:r>
-          </w:p>
-        </w:tc>
-        <w:tc>
-          <w:tcPr>
-            <w:tcW w:type="dxa" w:w="1440"/>
-          </w:tcPr>
-          <w:p>
-            <w:pPr>
-              <w:pStyle w:val="ab"/>
-              <w:jc w:val="center"/>
-            </w:pPr>
-            <w:r>
-              <w:t>Не предусмотрено</w:t>
-            </w:r>
-          </w:p>
-        </w:tc>
-        <w:tc>
-          <w:tcPr>
-            <w:tcW w:type="dxa" w:w="864"/>
-            <w:shd w:fill="FFC000"/>
-          </w:tcPr>
-          <w:p>
-            <w:pPr>
-              <w:pStyle w:val="ab"/>
-              <w:jc w:val="center"/>
-            </w:pPr>
-            <w:r>
-              <w:rPr>
-                <w:b/>
-              </w:rPr>
-              <w:t>1</w:t>
-            </w:r>
-          </w:p>
-        </w:tc>
-      </w:tr>
-      <w:tr>
-        <w:tc>
-          <w:tcPr>
-            <w:tcW w:type="dxa" w:w="2520"/>
-          </w:tcPr>
-          <w:p>
-            <w:pPr>
-              <w:pStyle w:val="ab"/>
-              <w:jc w:val="center"/>
-            </w:pPr>
-            <w:r>
-              <w:t>Ток срабатывания (Iср)</w:t>
-            </w:r>
-          </w:p>
-        </w:tc>
-        <w:tc>
-          <w:tcPr>
-            <w:tcW w:type="dxa" w:w="1411"/>
-          </w:tcPr>
-          <w:p>
-            <w:pPr>
-              <w:pStyle w:val="ab"/>
-              <w:jc w:val="center"/>
-            </w:pPr>
-            <w:r>
-              <w:t>I&gt;</w:t>
-            </w:r>
-          </w:p>
-        </w:tc>
-        <w:tc>
-          <w:tcPr>
-            <w:tcW w:type="dxa" w:w="2016"/>
-          </w:tcPr>
-          <w:p>
-            <w:pPr>
-              <w:pStyle w:val="ab"/>
-              <w:jc w:val="center"/>
-            </w:pPr>
-            <w:r>
-              <w:t>0,10 ... 5,00</w:t>
-            </w:r>
-          </w:p>
-        </w:tc>
-        <w:tc>
-          <w:tcPr>
-            <w:tcW w:type="dxa" w:w="691"/>
-          </w:tcPr>
-          <w:p>
-            <w:pPr>
-              <w:pStyle w:val="ab"/>
-              <w:jc w:val="center"/>
-            </w:pPr>
-            <w:r>
-              <w:t>о.е.</w:t>
-            </w:r>
-          </w:p>
-        </w:tc>
-        <w:tc>
-          <w:tcPr>
-            <w:tcW w:type="dxa" w:w="677"/>
-          </w:tcPr>
-          <w:p>
-            <w:pPr>
-              <w:pStyle w:val="ab"/>
-              <w:jc w:val="center"/>
-            </w:pPr>
-            <w:r>
-              <w:t>0,01</w:t>
-            </w:r>
-          </w:p>
-        </w:tc>
-        <w:tc>
-          <w:tcPr>
-            <w:tcW w:type="dxa" w:w="1440"/>
-          </w:tcPr>
-          <w:p>
-            <w:pPr>
-              <w:pStyle w:val="ab"/>
-              <w:jc w:val="center"/>
-            </w:pPr>
-            <w:r>
-              <w:t>1,00</w:t>
-            </w:r>
-          </w:p>
-        </w:tc>
-        <w:tc>
-          <w:tcPr>
-            <w:tcW w:type="dxa" w:w="864"/>
-            <w:shd w:fill="FFC000"/>
-          </w:tcPr>
-          <w:p>
-            <w:pPr>
-              <w:pStyle w:val="ab"/>
-              <w:jc w:val="center"/>
-            </w:pPr>
-            <w:r>
-              <w:rPr>
-                <w:b/>
-              </w:rPr>
-              <w:t>3,00</w:t>
-            </w:r>
-          </w:p>
-        </w:tc>
-      </w:tr>
-      <w:tr>
-        <w:tc>
-          <w:tcPr>
-            <w:tcW w:type="dxa" w:w="2520"/>
-          </w:tcPr>
-          <w:p>
-            <w:pPr>
-              <w:pStyle w:val="ab"/>
-              <w:jc w:val="center"/>
-            </w:pPr>
-            <w:r>
-              <w:t>Выдержка времени срабатывания (Tср)</w:t>
-            </w:r>
-          </w:p>
-        </w:tc>
-        <w:tc>
-          <w:tcPr>
-            <w:tcW w:type="dxa" w:w="1411"/>
-          </w:tcPr>
-          <w:p>
-            <w:pPr>
-              <w:pStyle w:val="ab"/>
-              <w:jc w:val="center"/>
-            </w:pPr>
-            <w:r>
-              <w:t>T1</w:t>
-            </w:r>
-          </w:p>
-        </w:tc>
-        <w:tc>
-          <w:tcPr>
-            <w:tcW w:type="dxa" w:w="2016"/>
-          </w:tcPr>
-          <w:p>
-            <w:pPr>
-              <w:pStyle w:val="ab"/>
-              <w:jc w:val="center"/>
-            </w:pPr>
-            <w:r>
-              <w:t>0,0 ... 3600,0</w:t>
-            </w:r>
-          </w:p>
-        </w:tc>
-        <w:tc>
-          <w:tcPr>
-            <w:tcW w:type="dxa" w:w="691"/>
-          </w:tcPr>
-          <w:p>
-            <w:pPr>
-              <w:pStyle w:val="ab"/>
-              <w:jc w:val="center"/>
-            </w:pPr>
-            <w:r>
-              <w:t>с</w:t>
-            </w:r>
-          </w:p>
-        </w:tc>
-        <w:tc>
-          <w:tcPr>
-            <w:tcW w:type="dxa" w:w="677"/>
-          </w:tcPr>
-          <w:p>
-            <w:pPr>
-              <w:pStyle w:val="ab"/>
-              <w:jc w:val="center"/>
-            </w:pPr>
-            <w:r>
-              <w:t>0,1</w:t>
-            </w:r>
-          </w:p>
-        </w:tc>
-        <w:tc>
-          <w:tcPr>
-            <w:tcW w:type="dxa" w:w="1440"/>
-          </w:tcPr>
-          <w:p>
-            <w:pPr>
-              <w:pStyle w:val="ab"/>
-              <w:jc w:val="center"/>
-            </w:pPr>
-            <w:r>
-              <w:t>9,0</w:t>
-            </w:r>
-          </w:p>
-        </w:tc>
-        <w:tc>
-          <w:tcPr>
-            <w:tcW w:type="dxa" w:w="864"/>
-          </w:tcPr>
-          <w:p>
-            <w:pPr>
-              <w:pStyle w:val="ab"/>
-              <w:jc w:val="center"/>
-            </w:pPr>
-            <w:r>
-              <w:rPr>
-                <w:b/>
-              </w:rPr>
-              <w:t>1,0</w:t>
-            </w:r>
-          </w:p>
-        </w:tc>
-      </w:tr>
-    </w:tbl>
-    <w:p>
-      <w:pPr>
-        <w:pStyle w:val="3"/>
-      </w:pPr>
-      <w:r>
-        <w:t>Токовый контроль ЗДЗ (ТК ЗДЗ)</w:t>
-      </w:r>
-    </w:p>
-    <w:p>
-      <w:pPr>
-        <w:pStyle w:val="a5"/>
-      </w:pPr>
-      <w:r>
-        <w:rPr>
-          <w:color w:val="0000FF"/>
-        </w:rPr>
-        <w:t>Уставки и параметры функции идентичны предыдущему режиму.</w:t>
-      </w:r>
-    </w:p>
-    <w:p>
-      <w:pPr>
-        <w:pStyle w:val="3"/>
-      </w:pPr>
-      <w:r>
-        <w:t>Токовый орган блокировки РПН (ТО РПН)</w:t>
-      </w:r>
-    </w:p>
-    <w:p>
-      <w:pPr>
-        <w:pStyle w:val="a5"/>
-      </w:pPr>
-      <w:r>
-        <w:rPr>
-          <w:color w:val="0000FF"/>
-        </w:rPr>
-        <w:t>Уставки и параметры функции идентичны предыдущему режиму.</w:t>
-      </w:r>
-    </w:p>
-    <w:p>
-      <w:pPr>
-        <w:pStyle w:val="3"/>
-      </w:pPr>
-      <w:r>
-        <w:t>Токовые органы пуска охлаждения (РТПО)</w:t>
-      </w:r>
-    </w:p>
-    <w:p>
-      <w:pPr>
-        <w:pStyle w:val="a"/>
-      </w:pPr>
-      <w:r>
-        <w:t>Токовый орган пуска охлаждения стороны НН1 (РТПО НН1)</w:t>
-      </w:r>
-    </w:p>
-    <w:tbl>
-      <w:tblPr>
-        <w:tblStyle w:val="31"/>
-        <w:tblW w:type="auto" w:w="0"/>
-        <w:tblLayout w:type="fixed"/>
-        <w:tblLook w:firstColumn="1" w:firstRow="1" w:lastColumn="0" w:lastRow="0" w:noHBand="0" w:noVBand="1" w:val="04A0"/>
-      </w:tblPr>
-      <w:tblGrid>
-        <w:gridCol w:w="1495"/>
-        <w:gridCol w:w="1495"/>
-        <w:gridCol w:w="1495"/>
-        <w:gridCol w:w="1495"/>
-        <w:gridCol w:w="1495"/>
-        <w:gridCol w:w="1495"/>
-        <w:gridCol w:w="1495"/>
-      </w:tblGrid>
-      <w:tr>
-        <w:trPr>
-          <w:trHeight w:val="283"/>
-          <w:tblHeader w:val="true"/>
-        </w:trPr>
-        <w:tc>
-          <w:tcPr>
-            <w:tcW w:type="dxa" w:w="2520"/>
-            <w:vAlign w:val="center"/>
-          </w:tcPr>
-          <w:p>
-            <w:pPr>
-              <w:pStyle w:val="ab"/>
-              <w:jc w:val="center"/>
-            </w:pPr>
-            <w:r>
-              <w:rPr>
-                <w:b/>
-              </w:rPr>
-              <w:t>Параметр</w:t>
-            </w:r>
-          </w:p>
-        </w:tc>
-        <w:tc>
-          <w:tcPr>
-            <w:tcW w:type="dxa" w:w="1411"/>
-            <w:vAlign w:val="center"/>
-          </w:tcPr>
-          <w:p>
-            <w:pPr>
-              <w:pStyle w:val="ab"/>
-              <w:jc w:val="center"/>
-            </w:pPr>
-            <w:r>
-              <w:rPr>
-                <w:b/>
-              </w:rPr>
-              <w:t>Обозначение ФСУ</w:t>
-            </w:r>
-          </w:p>
-        </w:tc>
-        <w:tc>
-          <w:tcPr>
-            <w:tcW w:type="dxa" w:w="2016"/>
-            <w:vAlign w:val="center"/>
-          </w:tcPr>
-          <w:p>
-            <w:pPr>
-              <w:pStyle w:val="ab"/>
-              <w:jc w:val="center"/>
-            </w:pPr>
-            <w:r>
-              <w:rPr>
-                <w:b/>
-              </w:rPr>
-              <w:t>Значение / Диапазон</w:t>
-            </w:r>
-          </w:p>
-        </w:tc>
-        <w:tc>
-          <w:tcPr>
-            <w:tcW w:type="dxa" w:w="691"/>
-            <w:vAlign w:val="center"/>
-          </w:tcPr>
-          <w:p>
-            <w:pPr>
-              <w:pStyle w:val="ab"/>
-              <w:jc w:val="center"/>
-            </w:pPr>
-            <w:r>
-              <w:rPr>
-                <w:b/>
-              </w:rPr>
-              <w:t>Ед. изм.</w:t>
-            </w:r>
-          </w:p>
-        </w:tc>
-        <w:tc>
-          <w:tcPr>
-            <w:tcW w:type="dxa" w:w="677"/>
-            <w:vAlign w:val="center"/>
-          </w:tcPr>
-          <w:p>
-            <w:pPr>
-              <w:pStyle w:val="ab"/>
-              <w:jc w:val="center"/>
-            </w:pPr>
-            <w:r>
-              <w:rPr>
-                <w:b/>
-              </w:rPr>
-              <w:t>Шаг</w:t>
-            </w:r>
-          </w:p>
-        </w:tc>
-        <w:tc>
-          <w:tcPr>
-            <w:tcW w:type="dxa" w:w="1440"/>
-            <w:vAlign w:val="center"/>
-          </w:tcPr>
-          <w:p>
-            <w:pPr>
-              <w:pStyle w:val="ab"/>
-              <w:jc w:val="center"/>
-            </w:pPr>
-            <w:r>
-              <w:rPr>
-                <w:b/>
-              </w:rPr>
-              <w:t>Значение по умолчанию</w:t>
-            </w:r>
-          </w:p>
-        </w:tc>
-        <w:tc>
-          <w:tcPr>
-            <w:tcW w:type="dxa" w:w="864"/>
-            <w:vAlign w:val="center"/>
-          </w:tcPr>
-          <w:p>
-            <w:pPr>
-              <w:pStyle w:val="ab"/>
-              <w:jc w:val="center"/>
-            </w:pPr>
-            <w:r>
-              <w:rPr>
-                <w:b/>
-              </w:rPr>
-              <w:t>Уставка</w:t>
-            </w:r>
-          </w:p>
-        </w:tc>
-      </w:tr>
-      <w:tr>
-        <w:tc>
-          <w:tcPr>
-            <w:tcW w:type="dxa" w:w="2520"/>
-          </w:tcPr>
-          <w:p>
-            <w:pPr>
-              <w:pStyle w:val="ab"/>
-              <w:jc w:val="center"/>
-            </w:pPr>
-            <w:r>
-              <w:t>Ввод функции в работу (Ввод_функции)</w:t>
-            </w:r>
-          </w:p>
-        </w:tc>
-        <w:tc>
-          <w:tcPr>
-            <w:tcW w:type="dxa" w:w="1411"/>
-          </w:tcPr>
-          <w:p>
-            <w:pPr>
-              <w:pStyle w:val="ab"/>
-              <w:jc w:val="center"/>
-            </w:pPr>
-            <w:r>
-              <w:t>SGF1</w:t>
-            </w:r>
-          </w:p>
-        </w:tc>
-        <w:tc>
-          <w:tcPr>
-            <w:tcW w:type="dxa" w:w="2016"/>
-          </w:tcPr>
-          <w:p>
-            <w:pPr>
-              <w:pStyle w:val="ab"/>
-              <w:jc w:val="center"/>
-            </w:pPr>
-            <w:r>
-              <w:t>0 - Не предусмотрено</w:t>
-              <w:br/>
-              <w:t>1 - Предусмотрено</w:t>
-            </w:r>
-          </w:p>
-        </w:tc>
-        <w:tc>
-          <w:tcPr>
-            <w:tcW w:type="dxa" w:w="691"/>
-          </w:tcPr>
-          <w:p>
-            <w:pPr>
-              <w:pStyle w:val="ab"/>
-              <w:jc w:val="center"/>
-            </w:pPr>
-            <w:r>
-              <w:t>-</w:t>
-            </w:r>
-          </w:p>
-        </w:tc>
-        <w:tc>
-          <w:tcPr>
-            <w:tcW w:type="dxa" w:w="677"/>
-          </w:tcPr>
-          <w:p>
-            <w:pPr>
-              <w:pStyle w:val="ab"/>
-              <w:jc w:val="center"/>
-            </w:pPr>
-            <w:r>
-              <w:t>-</w:t>
-            </w:r>
-          </w:p>
-        </w:tc>
-        <w:tc>
-          <w:tcPr>
-            <w:tcW w:type="dxa" w:w="1440"/>
-          </w:tcPr>
-          <w:p>
-            <w:pPr>
-              <w:pStyle w:val="ab"/>
-              <w:jc w:val="center"/>
-            </w:pPr>
-            <w:r>
-              <w:t>Не предусмотрено</w:t>
-            </w:r>
-          </w:p>
-        </w:tc>
-        <w:tc>
-          <w:tcPr>
-            <w:tcW w:type="dxa" w:w="864"/>
-            <w:shd w:fill="FFC000"/>
-          </w:tcPr>
-          <w:p>
-            <w:pPr>
-              <w:pStyle w:val="ab"/>
-              <w:jc w:val="center"/>
-            </w:pPr>
-            <w:r>
-              <w:rPr>
-                <w:b/>
-              </w:rPr>
-              <w:t>1</w:t>
-            </w:r>
-          </w:p>
-        </w:tc>
-      </w:tr>
-      <w:tr>
-        <w:tc>
-          <w:tcPr>
-            <w:tcW w:type="dxa" w:w="2520"/>
-          </w:tcPr>
-          <w:p>
-            <w:pPr>
-              <w:pStyle w:val="ab"/>
-              <w:jc w:val="center"/>
-            </w:pPr>
-            <w:r>
-              <w:t>Ток срабатывания (Iср)</w:t>
-            </w:r>
-          </w:p>
-        </w:tc>
-        <w:tc>
-          <w:tcPr>
-            <w:tcW w:type="dxa" w:w="1411"/>
-          </w:tcPr>
-          <w:p>
-            <w:pPr>
-              <w:pStyle w:val="ab"/>
-              <w:jc w:val="center"/>
-            </w:pPr>
-            <w:r>
-              <w:t>I&gt;</w:t>
-            </w:r>
-          </w:p>
-        </w:tc>
-        <w:tc>
-          <w:tcPr>
-            <w:tcW w:type="dxa" w:w="2016"/>
-          </w:tcPr>
-          <w:p>
-            <w:pPr>
-              <w:pStyle w:val="ab"/>
-              <w:jc w:val="center"/>
-            </w:pPr>
-            <w:r>
-              <w:t>0,10 ... 30,00</w:t>
-            </w:r>
-          </w:p>
-        </w:tc>
-        <w:tc>
-          <w:tcPr>
-            <w:tcW w:type="dxa" w:w="691"/>
-          </w:tcPr>
-          <w:p>
-            <w:pPr>
-              <w:pStyle w:val="ab"/>
-              <w:jc w:val="center"/>
-            </w:pPr>
-            <w:r>
-              <w:t>о.е.</w:t>
-            </w:r>
-          </w:p>
-        </w:tc>
-        <w:tc>
-          <w:tcPr>
-            <w:tcW w:type="dxa" w:w="677"/>
-          </w:tcPr>
-          <w:p>
-            <w:pPr>
-              <w:pStyle w:val="ab"/>
-              <w:jc w:val="center"/>
-            </w:pPr>
-            <w:r>
-              <w:t>0,01</w:t>
-            </w:r>
-          </w:p>
-        </w:tc>
-        <w:tc>
-          <w:tcPr>
-            <w:tcW w:type="dxa" w:w="1440"/>
-          </w:tcPr>
-          <w:p>
-            <w:pPr>
-              <w:pStyle w:val="ab"/>
-              <w:jc w:val="center"/>
-            </w:pPr>
-            <w:r>
-              <w:t>1,00</w:t>
-            </w:r>
-          </w:p>
-        </w:tc>
-        <w:tc>
-          <w:tcPr>
-            <w:tcW w:type="dxa" w:w="864"/>
-          </w:tcPr>
-          <w:p>
-            <w:pPr>
-              <w:pStyle w:val="ab"/>
-              <w:jc w:val="center"/>
-            </w:pPr>
-            <w:r>
-              <w:rPr>
-                <w:b/>
-              </w:rPr>
-              <w:t>0,20</w:t>
-            </w:r>
-          </w:p>
-        </w:tc>
-      </w:tr>
-    </w:tbl>
-    <w:p>
-      <w:pPr>
-        <w:pStyle w:val="3"/>
-      </w:pPr>
-      <w:r>
-        <w:t>Токовые органы пуска охлаждения (ТО ЗПО)</w:t>
-      </w:r>
-    </w:p>
-    <w:p>
-      <w:pPr>
-        <w:pStyle w:val="a"/>
-      </w:pPr>
-      <w:r>
-        <w:t>Токовый орган пуска охлаждения стороны ВН (ТО ЗПО ВН)</w:t>
-      </w:r>
-    </w:p>
-    <w:tbl>
-      <w:tblPr>
-        <w:tblStyle w:val="31"/>
-        <w:tblW w:type="auto" w:w="0"/>
-        <w:tblLayout w:type="fixed"/>
-        <w:tblLook w:firstColumn="1" w:firstRow="1" w:lastColumn="0" w:lastRow="0" w:noHBand="0" w:noVBand="1" w:val="04A0"/>
-      </w:tblPr>
-      <w:tblGrid>
-        <w:gridCol w:w="1495"/>
-        <w:gridCol w:w="1495"/>
-        <w:gridCol w:w="1495"/>
-        <w:gridCol w:w="1495"/>
-        <w:gridCol w:w="1495"/>
-        <w:gridCol w:w="1495"/>
-        <w:gridCol w:w="1495"/>
-      </w:tblGrid>
-      <w:tr>
-        <w:trPr>
-          <w:trHeight w:val="283"/>
-          <w:tblHeader w:val="true"/>
-        </w:trPr>
-        <w:tc>
-          <w:tcPr>
-            <w:tcW w:type="dxa" w:w="2520"/>
-            <w:vAlign w:val="center"/>
-          </w:tcPr>
-          <w:p>
-            <w:pPr>
-              <w:pStyle w:val="ab"/>
-              <w:jc w:val="center"/>
-            </w:pPr>
-            <w:r>
-              <w:rPr>
-                <w:b/>
-              </w:rPr>
-              <w:t>Параметр</w:t>
-            </w:r>
-          </w:p>
-        </w:tc>
-        <w:tc>
-          <w:tcPr>
-            <w:tcW w:type="dxa" w:w="1411"/>
-            <w:vAlign w:val="center"/>
-          </w:tcPr>
-          <w:p>
-            <w:pPr>
-              <w:pStyle w:val="ab"/>
-              <w:jc w:val="center"/>
-            </w:pPr>
-            <w:r>
-              <w:rPr>
-                <w:b/>
-              </w:rPr>
-              <w:t>Обозначение ФСУ</w:t>
-            </w:r>
-          </w:p>
-        </w:tc>
-        <w:tc>
-          <w:tcPr>
-            <w:tcW w:type="dxa" w:w="2016"/>
-            <w:vAlign w:val="center"/>
-          </w:tcPr>
-          <w:p>
-            <w:pPr>
-              <w:pStyle w:val="ab"/>
-              <w:jc w:val="center"/>
-            </w:pPr>
-            <w:r>
-              <w:rPr>
-                <w:b/>
-              </w:rPr>
-              <w:t>Значение / Диапазон</w:t>
-            </w:r>
-          </w:p>
-        </w:tc>
-        <w:tc>
-          <w:tcPr>
-            <w:tcW w:type="dxa" w:w="691"/>
-            <w:vAlign w:val="center"/>
-          </w:tcPr>
-          <w:p>
-            <w:pPr>
-              <w:pStyle w:val="ab"/>
-              <w:jc w:val="center"/>
-            </w:pPr>
-            <w:r>
-              <w:rPr>
-                <w:b/>
-              </w:rPr>
-              <w:t>Ед. изм.</w:t>
-            </w:r>
-          </w:p>
-        </w:tc>
-        <w:tc>
-          <w:tcPr>
-            <w:tcW w:type="dxa" w:w="677"/>
-            <w:vAlign w:val="center"/>
-          </w:tcPr>
-          <w:p>
-            <w:pPr>
-              <w:pStyle w:val="ab"/>
-              <w:jc w:val="center"/>
-            </w:pPr>
-            <w:r>
-              <w:rPr>
-                <w:b/>
-              </w:rPr>
-              <w:t>Шаг</w:t>
-            </w:r>
-          </w:p>
-        </w:tc>
-        <w:tc>
-          <w:tcPr>
-            <w:tcW w:type="dxa" w:w="1440"/>
-            <w:vAlign w:val="center"/>
-          </w:tcPr>
-          <w:p>
-            <w:pPr>
-              <w:pStyle w:val="ab"/>
-              <w:jc w:val="center"/>
-            </w:pPr>
-            <w:r>
-              <w:rPr>
-                <w:b/>
-              </w:rPr>
-              <w:t>Значение по умолчанию</w:t>
-            </w:r>
-          </w:p>
-        </w:tc>
-        <w:tc>
-          <w:tcPr>
-            <w:tcW w:type="dxa" w:w="864"/>
-            <w:vAlign w:val="center"/>
-          </w:tcPr>
-          <w:p>
-            <w:pPr>
-              <w:pStyle w:val="ab"/>
-              <w:jc w:val="center"/>
-            </w:pPr>
-            <w:r>
-              <w:rPr>
-                <w:b/>
-              </w:rPr>
-              <w:t>Уставка</w:t>
-            </w:r>
-          </w:p>
-        </w:tc>
-      </w:tr>
-      <w:tr>
-        <w:tc>
-          <w:tcPr>
-            <w:tcW w:type="dxa" w:w="2520"/>
-          </w:tcPr>
-          <w:p>
-            <w:pPr>
-              <w:pStyle w:val="ab"/>
-              <w:jc w:val="center"/>
-            </w:pPr>
-            <w:r>
-              <w:t>Ввод функции в работу (Ввод_функции)</w:t>
-            </w:r>
-          </w:p>
-        </w:tc>
-        <w:tc>
-          <w:tcPr>
-            <w:tcW w:type="dxa" w:w="1411"/>
-          </w:tcPr>
-          <w:p>
-            <w:pPr>
-              <w:pStyle w:val="ab"/>
-              <w:jc w:val="center"/>
-            </w:pPr>
-            <w:r>
-              <w:t>SGF1</w:t>
-            </w:r>
-          </w:p>
-        </w:tc>
-        <w:tc>
-          <w:tcPr>
-            <w:tcW w:type="dxa" w:w="2016"/>
-          </w:tcPr>
-          <w:p>
-            <w:pPr>
-              <w:pStyle w:val="ab"/>
-              <w:jc w:val="center"/>
-            </w:pPr>
-            <w:r>
-              <w:t>0 - Не предусмотрено</w:t>
-              <w:br/>
-              <w:t>1 - Предусмотрено</w:t>
-            </w:r>
-          </w:p>
-        </w:tc>
-        <w:tc>
-          <w:tcPr>
-            <w:tcW w:type="dxa" w:w="691"/>
-          </w:tcPr>
-          <w:p>
-            <w:pPr>
-              <w:pStyle w:val="ab"/>
-              <w:jc w:val="center"/>
-            </w:pPr>
-            <w:r>
-              <w:t>-</w:t>
-            </w:r>
-          </w:p>
-        </w:tc>
-        <w:tc>
-          <w:tcPr>
-            <w:tcW w:type="dxa" w:w="677"/>
-          </w:tcPr>
-          <w:p>
-            <w:pPr>
-              <w:pStyle w:val="ab"/>
-              <w:jc w:val="center"/>
-            </w:pPr>
-            <w:r>
-              <w:t>-</w:t>
-            </w:r>
-          </w:p>
-        </w:tc>
-        <w:tc>
-          <w:tcPr>
-            <w:tcW w:type="dxa" w:w="1440"/>
-          </w:tcPr>
-          <w:p>
-            <w:pPr>
-              <w:pStyle w:val="ab"/>
-              <w:jc w:val="center"/>
-            </w:pPr>
-            <w:r>
-              <w:t>Не предусмотрено</w:t>
-            </w:r>
-          </w:p>
-        </w:tc>
-        <w:tc>
-          <w:tcPr>
-            <w:tcW w:type="dxa" w:w="864"/>
-            <w:shd w:fill="FFC000"/>
-          </w:tcPr>
-          <w:p>
-            <w:pPr>
-              <w:pStyle w:val="ab"/>
-              <w:jc w:val="center"/>
-            </w:pPr>
-            <w:r>
-              <w:rPr>
-                <w:b/>
-              </w:rPr>
-              <w:t>1</w:t>
-            </w:r>
-          </w:p>
-        </w:tc>
-      </w:tr>
-      <w:tr>
-        <w:tc>
-          <w:tcPr>
-            <w:tcW w:type="dxa" w:w="2520"/>
-          </w:tcPr>
-          <w:p>
-            <w:pPr>
-              <w:pStyle w:val="ab"/>
-              <w:jc w:val="center"/>
-            </w:pPr>
-            <w:r>
-              <w:t>Ток срабатывания (Iср)</w:t>
-            </w:r>
-          </w:p>
-        </w:tc>
-        <w:tc>
-          <w:tcPr>
-            <w:tcW w:type="dxa" w:w="1411"/>
-          </w:tcPr>
-          <w:p>
-            <w:pPr>
-              <w:pStyle w:val="ab"/>
-              <w:jc w:val="center"/>
-            </w:pPr>
-            <w:r>
-              <w:t>I&gt;</w:t>
-            </w:r>
-          </w:p>
-        </w:tc>
-        <w:tc>
-          <w:tcPr>
-            <w:tcW w:type="dxa" w:w="2016"/>
-          </w:tcPr>
-          <w:p>
-            <w:pPr>
-              <w:pStyle w:val="ab"/>
-              <w:jc w:val="center"/>
-            </w:pPr>
-            <w:r>
-              <w:t>0,10 ... 30,00</w:t>
-            </w:r>
-          </w:p>
-        </w:tc>
-        <w:tc>
-          <w:tcPr>
-            <w:tcW w:type="dxa" w:w="691"/>
-          </w:tcPr>
-          <w:p>
-            <w:pPr>
-              <w:pStyle w:val="ab"/>
-              <w:jc w:val="center"/>
-            </w:pPr>
-            <w:r>
-              <w:t>о.е.</w:t>
-            </w:r>
-          </w:p>
-        </w:tc>
-        <w:tc>
-          <w:tcPr>
-            <w:tcW w:type="dxa" w:w="677"/>
-          </w:tcPr>
-          <w:p>
-            <w:pPr>
-              <w:pStyle w:val="ab"/>
-              <w:jc w:val="center"/>
-            </w:pPr>
-            <w:r>
-              <w:t>0,01</w:t>
-            </w:r>
-          </w:p>
-        </w:tc>
-        <w:tc>
-          <w:tcPr>
-            <w:tcW w:type="dxa" w:w="1440"/>
-          </w:tcPr>
-          <w:p>
-            <w:pPr>
-              <w:pStyle w:val="ab"/>
-              <w:jc w:val="center"/>
-            </w:pPr>
-            <w:r>
-              <w:t>1,00</w:t>
-            </w:r>
-          </w:p>
-        </w:tc>
-        <w:tc>
-          <w:tcPr>
-            <w:tcW w:type="dxa" w:w="864"/>
-          </w:tcPr>
-          <w:p>
-            <w:pPr>
-              <w:pStyle w:val="ab"/>
-              <w:jc w:val="center"/>
-            </w:pPr>
-            <w:r>
-              <w:rPr>
-                <w:b/>
-              </w:rPr>
-              <w:t>0,20</w:t>
-            </w:r>
-          </w:p>
-        </w:tc>
-      </w:tr>
-    </w:tbl>
-    <w:p>
-      <w:pPr>
-        <w:pStyle w:val="3"/>
-      </w:pPr>
-      <w:r>
-        <w:t>Защита от потери охлаждения (ЗПО)</w:t>
-      </w:r>
-    </w:p>
-    <w:p>
-      <w:pPr>
-        <w:pStyle w:val="a"/>
-      </w:pPr>
-      <w:r>
-        <w:t>Ступень защиты от потери охлаждения (ЗПО)</w:t>
-      </w:r>
-    </w:p>
-    <w:tbl>
-      <w:tblPr>
-        <w:tblStyle w:val="31"/>
-        <w:tblW w:type="auto" w:w="0"/>
-        <w:tblLayout w:type="fixed"/>
-        <w:tblLook w:firstColumn="1" w:firstRow="1" w:lastColumn="0" w:lastRow="0" w:noHBand="0" w:noVBand="1" w:val="04A0"/>
-      </w:tblPr>
-      <w:tblGrid>
-        <w:gridCol w:w="1495"/>
-        <w:gridCol w:w="1495"/>
-        <w:gridCol w:w="1495"/>
-        <w:gridCol w:w="1495"/>
-        <w:gridCol w:w="1495"/>
-        <w:gridCol w:w="1495"/>
-        <w:gridCol w:w="1495"/>
-      </w:tblGrid>
-      <w:tr>
-        <w:trPr>
-          <w:trHeight w:val="283"/>
-          <w:tblHeader w:val="true"/>
-        </w:trPr>
-        <w:tc>
-          <w:tcPr>
-            <w:tcW w:type="dxa" w:w="2520"/>
-            <w:vAlign w:val="center"/>
-          </w:tcPr>
-          <w:p>
-            <w:pPr>
-              <w:pStyle w:val="ab"/>
-              <w:jc w:val="center"/>
-            </w:pPr>
-            <w:r>
-              <w:rPr>
-                <w:b/>
-              </w:rPr>
-              <w:t>Параметр</w:t>
-            </w:r>
-          </w:p>
-        </w:tc>
-        <w:tc>
-          <w:tcPr>
-            <w:tcW w:type="dxa" w:w="1411"/>
-            <w:vAlign w:val="center"/>
-          </w:tcPr>
-          <w:p>
-            <w:pPr>
-              <w:pStyle w:val="ab"/>
-              <w:jc w:val="center"/>
-            </w:pPr>
-            <w:r>
-              <w:rPr>
-                <w:b/>
-              </w:rPr>
-              <w:t>Обозначение ФСУ</w:t>
-            </w:r>
-          </w:p>
-        </w:tc>
-        <w:tc>
-          <w:tcPr>
-            <w:tcW w:type="dxa" w:w="2016"/>
-            <w:vAlign w:val="center"/>
-          </w:tcPr>
-          <w:p>
-            <w:pPr>
-              <w:pStyle w:val="ab"/>
-              <w:jc w:val="center"/>
-            </w:pPr>
-            <w:r>
-              <w:rPr>
-                <w:b/>
-              </w:rPr>
-              <w:t>Значение / Диапазон</w:t>
-            </w:r>
-          </w:p>
-        </w:tc>
-        <w:tc>
-          <w:tcPr>
-            <w:tcW w:type="dxa" w:w="691"/>
-            <w:vAlign w:val="center"/>
-          </w:tcPr>
-          <w:p>
-            <w:pPr>
-              <w:pStyle w:val="ab"/>
-              <w:jc w:val="center"/>
-            </w:pPr>
-            <w:r>
-              <w:rPr>
-                <w:b/>
-              </w:rPr>
-              <w:t>Ед. изм.</w:t>
-            </w:r>
-          </w:p>
-        </w:tc>
-        <w:tc>
-          <w:tcPr>
-            <w:tcW w:type="dxa" w:w="677"/>
-            <w:vAlign w:val="center"/>
-          </w:tcPr>
-          <w:p>
-            <w:pPr>
-              <w:pStyle w:val="ab"/>
-              <w:jc w:val="center"/>
-            </w:pPr>
-            <w:r>
-              <w:rPr>
-                <w:b/>
-              </w:rPr>
-              <w:t>Шаг</w:t>
-            </w:r>
-          </w:p>
-        </w:tc>
-        <w:tc>
-          <w:tcPr>
-            <w:tcW w:type="dxa" w:w="1440"/>
-            <w:vAlign w:val="center"/>
-          </w:tcPr>
-          <w:p>
-            <w:pPr>
-              <w:pStyle w:val="ab"/>
-              <w:jc w:val="center"/>
-            </w:pPr>
-            <w:r>
-              <w:rPr>
-                <w:b/>
-              </w:rPr>
-              <w:t>Значение по умолчанию</w:t>
-            </w:r>
-          </w:p>
-        </w:tc>
-        <w:tc>
-          <w:tcPr>
-            <w:tcW w:type="dxa" w:w="864"/>
-            <w:vAlign w:val="center"/>
-          </w:tcPr>
-          <w:p>
-            <w:pPr>
-              <w:pStyle w:val="ab"/>
-              <w:jc w:val="center"/>
-            </w:pPr>
-            <w:r>
-              <w:rPr>
-                <w:b/>
-              </w:rPr>
-              <w:t>Уставка</w:t>
-            </w:r>
-          </w:p>
-        </w:tc>
-      </w:tr>
-      <w:tr>
-        <w:tc>
-          <w:tcPr>
-            <w:tcW w:type="dxa" w:w="2520"/>
-          </w:tcPr>
-          <w:p>
-            <w:pPr>
-              <w:pStyle w:val="ab"/>
-              <w:jc w:val="center"/>
-            </w:pPr>
-            <w:r>
-              <w:t>Ввод функции в работу (Ввод_функции)</w:t>
-            </w:r>
-          </w:p>
-        </w:tc>
-        <w:tc>
-          <w:tcPr>
-            <w:tcW w:type="dxa" w:w="1411"/>
-          </w:tcPr>
-          <w:p>
-            <w:pPr>
-              <w:pStyle w:val="ab"/>
-              <w:jc w:val="center"/>
-            </w:pPr>
-            <w:r>
-              <w:t>SGF1</w:t>
-            </w:r>
-          </w:p>
-        </w:tc>
-        <w:tc>
-          <w:tcPr>
-            <w:tcW w:type="dxa" w:w="2016"/>
-          </w:tcPr>
-          <w:p>
-            <w:pPr>
-              <w:pStyle w:val="ab"/>
-              <w:jc w:val="center"/>
-            </w:pPr>
-            <w:r>
-              <w:t>0 - Не предусмотрено</w:t>
-              <w:br/>
-              <w:t>1 - Предусмотрено</w:t>
-            </w:r>
-          </w:p>
-        </w:tc>
-        <w:tc>
-          <w:tcPr>
-            <w:tcW w:type="dxa" w:w="691"/>
-          </w:tcPr>
-          <w:p>
-            <w:pPr>
-              <w:pStyle w:val="ab"/>
-              <w:jc w:val="center"/>
-            </w:pPr>
-            <w:r>
-              <w:t>-</w:t>
-            </w:r>
-          </w:p>
-        </w:tc>
-        <w:tc>
-          <w:tcPr>
-            <w:tcW w:type="dxa" w:w="677"/>
-          </w:tcPr>
-          <w:p>
-            <w:pPr>
-              <w:pStyle w:val="ab"/>
-              <w:jc w:val="center"/>
-            </w:pPr>
-            <w:r>
-              <w:t>-</w:t>
-            </w:r>
-          </w:p>
-        </w:tc>
-        <w:tc>
-          <w:tcPr>
-            <w:tcW w:type="dxa" w:w="1440"/>
-          </w:tcPr>
-          <w:p>
-            <w:pPr>
-              <w:pStyle w:val="ab"/>
-              <w:jc w:val="center"/>
-            </w:pPr>
-            <w:r>
-              <w:t>Не предусмотрено</w:t>
-            </w:r>
-          </w:p>
-        </w:tc>
-        <w:tc>
-          <w:tcPr>
-            <w:tcW w:type="dxa" w:w="864"/>
-          </w:tcPr>
-          <w:p>
-            <w:pPr>
-              <w:pStyle w:val="ab"/>
-              <w:jc w:val="center"/>
-            </w:pPr>
-            <w:r>
-              <w:rPr>
-                <w:b/>
-              </w:rPr>
-              <w:t>0</w:t>
-            </w:r>
-          </w:p>
-        </w:tc>
-      </w:tr>
-      <w:tr>
-        <w:tc>
-          <w:tcPr>
-            <w:tcW w:type="dxa" w:w="2520"/>
-          </w:tcPr>
-          <w:p>
-            <w:pPr>
-              <w:pStyle w:val="ab"/>
-              <w:jc w:val="center"/>
-            </w:pPr>
-            <w:r>
-              <w:t>Контроль тока (Контр_тока)</w:t>
-            </w:r>
-          </w:p>
-        </w:tc>
-        <w:tc>
-          <w:tcPr>
-            <w:tcW w:type="dxa" w:w="1411"/>
-          </w:tcPr>
-          <w:p>
-            <w:pPr>
-              <w:pStyle w:val="ab"/>
-              <w:jc w:val="center"/>
-            </w:pPr>
-            <w:r>
-              <w:t>SGF2</w:t>
-            </w:r>
-          </w:p>
-        </w:tc>
-        <w:tc>
-          <w:tcPr>
-            <w:tcW w:type="dxa" w:w="2016"/>
-          </w:tcPr>
-          <w:p>
-            <w:pPr>
-              <w:pStyle w:val="ab"/>
-              <w:jc w:val="center"/>
-            </w:pPr>
-            <w:r>
-              <w:t>0 - Не предусмотрено</w:t>
-              <w:br/>
-              <w:t>1 - Предусмотрено</w:t>
-            </w:r>
-          </w:p>
-        </w:tc>
-        <w:tc>
-          <w:tcPr>
-            <w:tcW w:type="dxa" w:w="691"/>
-          </w:tcPr>
-          <w:p>
-            <w:pPr>
-              <w:pStyle w:val="ab"/>
-              <w:jc w:val="center"/>
-            </w:pPr>
-            <w:r>
-              <w:t>-</w:t>
-            </w:r>
-          </w:p>
-        </w:tc>
-        <w:tc>
-          <w:tcPr>
-            <w:tcW w:type="dxa" w:w="677"/>
-          </w:tcPr>
-          <w:p>
-            <w:pPr>
-              <w:pStyle w:val="ab"/>
-              <w:jc w:val="center"/>
-            </w:pPr>
-            <w:r>
-              <w:t>-</w:t>
-            </w:r>
-          </w:p>
-        </w:tc>
-        <w:tc>
-          <w:tcPr>
-            <w:tcW w:type="dxa" w:w="1440"/>
-          </w:tcPr>
-          <w:p>
-            <w:pPr>
-              <w:pStyle w:val="ab"/>
-              <w:jc w:val="center"/>
-            </w:pPr>
-            <w:r>
-              <w:t>Не предусмотрено</w:t>
-            </w:r>
-          </w:p>
-        </w:tc>
-        <w:tc>
-          <w:tcPr>
-            <w:tcW w:type="dxa" w:w="864"/>
-            <w:shd w:fill="FFC000"/>
-          </w:tcPr>
-          <w:p>
-            <w:pPr>
-              <w:pStyle w:val="ab"/>
-              <w:jc w:val="center"/>
-            </w:pPr>
-            <w:r>
-              <w:rPr>
-                <w:b/>
-              </w:rPr>
-              <w:t>1</w:t>
-            </w:r>
-          </w:p>
-        </w:tc>
-      </w:tr>
-      <w:tr>
-        <w:tc>
-          <w:tcPr>
-            <w:tcW w:type="dxa" w:w="2520"/>
-          </w:tcPr>
-          <w:p>
-            <w:pPr>
-              <w:pStyle w:val="ab"/>
-              <w:jc w:val="center"/>
-            </w:pPr>
-            <w:r>
-              <w:t>Контроль температуры масла (Контр_темп_масла)</w:t>
-            </w:r>
-          </w:p>
-        </w:tc>
-        <w:tc>
-          <w:tcPr>
-            <w:tcW w:type="dxa" w:w="1411"/>
-          </w:tcPr>
-          <w:p>
-            <w:pPr>
-              <w:pStyle w:val="ab"/>
-              <w:jc w:val="center"/>
-            </w:pPr>
-            <w:r>
-              <w:t>SGF3</w:t>
-            </w:r>
-          </w:p>
-        </w:tc>
-        <w:tc>
-          <w:tcPr>
-            <w:tcW w:type="dxa" w:w="2016"/>
-          </w:tcPr>
-          <w:p>
-            <w:pPr>
-              <w:pStyle w:val="ab"/>
-              <w:jc w:val="center"/>
-            </w:pPr>
-            <w:r>
-              <w:t>0 - Не предусмотрено</w:t>
-              <w:br/>
-              <w:t>1 - Предусмотрено</w:t>
-            </w:r>
-          </w:p>
-        </w:tc>
-        <w:tc>
-          <w:tcPr>
-            <w:tcW w:type="dxa" w:w="691"/>
-          </w:tcPr>
-          <w:p>
-            <w:pPr>
-              <w:pStyle w:val="ab"/>
-              <w:jc w:val="center"/>
-            </w:pPr>
-            <w:r>
-              <w:t>-</w:t>
-            </w:r>
-          </w:p>
-        </w:tc>
-        <w:tc>
-          <w:tcPr>
-            <w:tcW w:type="dxa" w:w="677"/>
-          </w:tcPr>
-          <w:p>
-            <w:pPr>
-              <w:pStyle w:val="ab"/>
-              <w:jc w:val="center"/>
-            </w:pPr>
-            <w:r>
-              <w:t>-</w:t>
-            </w:r>
-          </w:p>
-        </w:tc>
-        <w:tc>
-          <w:tcPr>
-            <w:tcW w:type="dxa" w:w="1440"/>
-          </w:tcPr>
-          <w:p>
-            <w:pPr>
-              <w:pStyle w:val="ab"/>
-              <w:jc w:val="center"/>
-            </w:pPr>
-            <w:r>
-              <w:t>Не предусмотрено</w:t>
-            </w:r>
-          </w:p>
-        </w:tc>
-        <w:tc>
-          <w:tcPr>
-            <w:tcW w:type="dxa" w:w="864"/>
-          </w:tcPr>
-          <w:p>
-            <w:pPr>
-              <w:pStyle w:val="ab"/>
-              <w:jc w:val="center"/>
-            </w:pPr>
-            <w:r>
-              <w:rPr>
-                <w:b/>
-              </w:rPr>
-              <w:t>0</w:t>
-            </w:r>
-          </w:p>
-        </w:tc>
-      </w:tr>
-      <w:tr>
-        <w:tc>
-          <w:tcPr>
-            <w:tcW w:type="dxa" w:w="2520"/>
-          </w:tcPr>
-          <w:p>
-            <w:pPr>
-              <w:pStyle w:val="ab"/>
-              <w:jc w:val="center"/>
-            </w:pPr>
-            <w:r>
-              <w:t>Выдержка времени срабатывания (Tср)</w:t>
-            </w:r>
-          </w:p>
-        </w:tc>
-        <w:tc>
-          <w:tcPr>
-            <w:tcW w:type="dxa" w:w="1411"/>
-          </w:tcPr>
-          <w:p>
-            <w:pPr>
-              <w:pStyle w:val="ab"/>
-              <w:jc w:val="center"/>
-            </w:pPr>
-            <w:r>
-              <w:t>T1</w:t>
-            </w:r>
-          </w:p>
-        </w:tc>
-        <w:tc>
-          <w:tcPr>
-            <w:tcW w:type="dxa" w:w="2016"/>
-          </w:tcPr>
-          <w:p>
-            <w:pPr>
-              <w:pStyle w:val="ab"/>
-              <w:jc w:val="center"/>
-            </w:pPr>
-            <w:r>
-              <w:t>0 ... 3600</w:t>
-            </w:r>
-          </w:p>
-        </w:tc>
-        <w:tc>
-          <w:tcPr>
-            <w:tcW w:type="dxa" w:w="691"/>
-          </w:tcPr>
-          <w:p>
-            <w:pPr>
-              <w:pStyle w:val="ab"/>
-              <w:jc w:val="center"/>
-            </w:pPr>
-            <w:r>
-              <w:t>с</w:t>
-            </w:r>
-          </w:p>
-        </w:tc>
-        <w:tc>
-          <w:tcPr>
-            <w:tcW w:type="dxa" w:w="677"/>
-          </w:tcPr>
-          <w:p>
-            <w:pPr>
-              <w:pStyle w:val="ab"/>
-              <w:jc w:val="center"/>
-            </w:pPr>
-            <w:r>
-              <w:t>1</w:t>
-            </w:r>
-          </w:p>
-        </w:tc>
-        <w:tc>
-          <w:tcPr>
-            <w:tcW w:type="dxa" w:w="1440"/>
-          </w:tcPr>
-          <w:p>
-            <w:pPr>
-              <w:pStyle w:val="ab"/>
-              <w:jc w:val="center"/>
-            </w:pPr>
-            <w:r>
-              <w:t>10</w:t>
-            </w:r>
-          </w:p>
-        </w:tc>
-        <w:tc>
-          <w:tcPr>
-            <w:tcW w:type="dxa" w:w="864"/>
-          </w:tcPr>
-          <w:p>
-            <w:pPr>
-              <w:pStyle w:val="ab"/>
-              <w:jc w:val="center"/>
-            </w:pPr>
-            <w:r>
-              <w:rPr>
-                <w:b/>
-              </w:rPr>
-              <w:t>1</w:t>
-            </w:r>
-          </w:p>
-        </w:tc>
-      </w:tr>
-    </w:tbl>
-    <w:p>
-      <w:pPr>
-        <w:pStyle w:val="3"/>
-      </w:pPr>
-      <w:r>
-        <w:t>Логика отключения трансформатора (ЛО Т)</w:t>
-      </w:r>
-    </w:p>
-    <w:p>
-      <w:pPr>
-        <w:pStyle w:val="a"/>
-      </w:pPr>
-      <w:r>
-        <w:t>Логика отключения (ЛО)</w:t>
-      </w:r>
-    </w:p>
-    <w:tbl>
-      <w:tblPr>
-        <w:tblStyle w:val="31"/>
-        <w:tblW w:type="auto" w:w="0"/>
-        <w:tblLayout w:type="fixed"/>
-        <w:tblLook w:firstColumn="1" w:firstRow="1" w:lastColumn="0" w:lastRow="0" w:noHBand="0" w:noVBand="1" w:val="04A0"/>
-      </w:tblPr>
-      <w:tblGrid>
-        <w:gridCol w:w="1495"/>
-        <w:gridCol w:w="1495"/>
-        <w:gridCol w:w="1495"/>
-        <w:gridCol w:w="1495"/>
-        <w:gridCol w:w="1495"/>
-        <w:gridCol w:w="1495"/>
-        <w:gridCol w:w="1495"/>
-      </w:tblGrid>
-      <w:tr>
-        <w:trPr>
-          <w:trHeight w:val="283"/>
-          <w:tblHeader w:val="true"/>
-        </w:trPr>
-        <w:tc>
-          <w:tcPr>
-            <w:tcW w:type="dxa" w:w="2520"/>
-            <w:vAlign w:val="center"/>
-          </w:tcPr>
-          <w:p>
-            <w:pPr>
-              <w:pStyle w:val="ab"/>
-              <w:jc w:val="center"/>
-            </w:pPr>
-            <w:r>
-              <w:rPr>
-                <w:b/>
-              </w:rPr>
-              <w:t>Параметр</w:t>
-            </w:r>
-          </w:p>
-        </w:tc>
-        <w:tc>
-          <w:tcPr>
-            <w:tcW w:type="dxa" w:w="1411"/>
-            <w:vAlign w:val="center"/>
-          </w:tcPr>
-          <w:p>
-            <w:pPr>
-              <w:pStyle w:val="ab"/>
-              <w:jc w:val="center"/>
-            </w:pPr>
-            <w:r>
-              <w:rPr>
-                <w:b/>
-              </w:rPr>
-              <w:t>Обозначение ФСУ</w:t>
-            </w:r>
-          </w:p>
-        </w:tc>
-        <w:tc>
-          <w:tcPr>
-            <w:tcW w:type="dxa" w:w="2016"/>
-            <w:vAlign w:val="center"/>
-          </w:tcPr>
-          <w:p>
-            <w:pPr>
-              <w:pStyle w:val="ab"/>
-              <w:jc w:val="center"/>
-            </w:pPr>
-            <w:r>
-              <w:rPr>
-                <w:b/>
-              </w:rPr>
-              <w:t>Значение / Диапазон</w:t>
-            </w:r>
-          </w:p>
-        </w:tc>
-        <w:tc>
-          <w:tcPr>
-            <w:tcW w:type="dxa" w:w="691"/>
-            <w:vAlign w:val="center"/>
-          </w:tcPr>
-          <w:p>
-            <w:pPr>
-              <w:pStyle w:val="ab"/>
-              <w:jc w:val="center"/>
-            </w:pPr>
-            <w:r>
-              <w:rPr>
-                <w:b/>
-              </w:rPr>
-              <w:t>Ед. изм.</w:t>
-            </w:r>
-          </w:p>
-        </w:tc>
-        <w:tc>
-          <w:tcPr>
-            <w:tcW w:type="dxa" w:w="677"/>
-            <w:vAlign w:val="center"/>
-          </w:tcPr>
-          <w:p>
-            <w:pPr>
-              <w:pStyle w:val="ab"/>
-              <w:jc w:val="center"/>
-            </w:pPr>
-            <w:r>
-              <w:rPr>
-                <w:b/>
-              </w:rPr>
-              <w:t>Шаг</w:t>
-            </w:r>
-          </w:p>
-        </w:tc>
-        <w:tc>
-          <w:tcPr>
-            <w:tcW w:type="dxa" w:w="1440"/>
-            <w:vAlign w:val="center"/>
-          </w:tcPr>
-          <w:p>
-            <w:pPr>
-              <w:pStyle w:val="ab"/>
-              <w:jc w:val="center"/>
-            </w:pPr>
-            <w:r>
-              <w:rPr>
-                <w:b/>
-              </w:rPr>
-              <w:t>Значение по умолчанию</w:t>
-            </w:r>
-          </w:p>
-        </w:tc>
-        <w:tc>
-          <w:tcPr>
-            <w:tcW w:type="dxa" w:w="864"/>
-            <w:vAlign w:val="center"/>
-          </w:tcPr>
-          <w:p>
-            <w:pPr>
-              <w:pStyle w:val="ab"/>
-              <w:jc w:val="center"/>
-            </w:pPr>
-            <w:r>
-              <w:rPr>
-                <w:b/>
-              </w:rPr>
-              <w:t>Уставка</w:t>
-            </w:r>
-          </w:p>
-        </w:tc>
-      </w:tr>
-      <w:tr>
-        <w:tc>
-          <w:tcPr>
-            <w:tcW w:type="dxa" w:w="2520"/>
-          </w:tcPr>
-          <w:p>
-            <w:pPr>
-              <w:pStyle w:val="ab"/>
-              <w:jc w:val="center"/>
-            </w:pPr>
-            <w:r>
-              <w:t>Ввод функции в работу (Ввод_функции)</w:t>
-            </w:r>
-          </w:p>
-        </w:tc>
-        <w:tc>
-          <w:tcPr>
-            <w:tcW w:type="dxa" w:w="1411"/>
-          </w:tcPr>
-          <w:p>
-            <w:pPr>
-              <w:pStyle w:val="ab"/>
-              <w:jc w:val="center"/>
-            </w:pPr>
-            <w:r>
-              <w:t>SGF1</w:t>
-            </w:r>
-          </w:p>
-        </w:tc>
-        <w:tc>
-          <w:tcPr>
-            <w:tcW w:type="dxa" w:w="2016"/>
-          </w:tcPr>
-          <w:p>
-            <w:pPr>
-              <w:pStyle w:val="ab"/>
-              <w:jc w:val="center"/>
-            </w:pPr>
-            <w:r>
-              <w:t>0 - Не предусмотрено</w:t>
-              <w:br/>
-              <w:t>1 - Предусмотрено</w:t>
-            </w:r>
-          </w:p>
-        </w:tc>
-        <w:tc>
-          <w:tcPr>
-            <w:tcW w:type="dxa" w:w="691"/>
-          </w:tcPr>
-          <w:p>
-            <w:pPr>
-              <w:pStyle w:val="ab"/>
-              <w:jc w:val="center"/>
-            </w:pPr>
-            <w:r>
-              <w:t>-</w:t>
-            </w:r>
-          </w:p>
-        </w:tc>
-        <w:tc>
-          <w:tcPr>
-            <w:tcW w:type="dxa" w:w="677"/>
-          </w:tcPr>
-          <w:p>
-            <w:pPr>
-              <w:pStyle w:val="ab"/>
-              <w:jc w:val="center"/>
-            </w:pPr>
-            <w:r>
-              <w:t>-</w:t>
-            </w:r>
-          </w:p>
-        </w:tc>
-        <w:tc>
-          <w:tcPr>
-            <w:tcW w:type="dxa" w:w="1440"/>
-          </w:tcPr>
-          <w:p>
-            <w:pPr>
-              <w:pStyle w:val="ab"/>
-              <w:jc w:val="center"/>
-            </w:pPr>
-            <w:r>
-              <w:t>Не предусмотрено</w:t>
-            </w:r>
-          </w:p>
-        </w:tc>
-        <w:tc>
-          <w:tcPr>
-            <w:tcW w:type="dxa" w:w="864"/>
-            <w:shd w:fill="FFC000"/>
-          </w:tcPr>
-          <w:p>
-            <w:pPr>
-              <w:pStyle w:val="ab"/>
-              <w:jc w:val="center"/>
-            </w:pPr>
-            <w:r>
-              <w:rPr>
-                <w:b/>
-              </w:rPr>
-              <w:t>0</w:t>
-            </w:r>
-          </w:p>
-        </w:tc>
-      </w:tr>
-    </w:tbl>
-    <w:p>
-      <w:pPr>
-        <w:pStyle w:val="a"/>
-      </w:pPr>
-      <w:r>
-        <w:t>Логика запрета АПВ (ЗАПВ)</w:t>
-      </w:r>
-    </w:p>
-    <w:tbl>
-      <w:tblPr>
-        <w:tblStyle w:val="31"/>
-        <w:tblW w:type="auto" w:w="0"/>
-        <w:tblLayout w:type="fixed"/>
-        <w:tblLook w:firstColumn="1" w:firstRow="1" w:lastColumn="0" w:lastRow="0" w:noHBand="0" w:noVBand="1" w:val="04A0"/>
-      </w:tblPr>
-      <w:tblGrid>
-        <w:gridCol w:w="1495"/>
-        <w:gridCol w:w="1495"/>
-        <w:gridCol w:w="1495"/>
-        <w:gridCol w:w="1495"/>
-        <w:gridCol w:w="1495"/>
-        <w:gridCol w:w="1495"/>
-        <w:gridCol w:w="1495"/>
-      </w:tblGrid>
-      <w:tr>
-        <w:trPr>
-          <w:trHeight w:val="283"/>
-          <w:tblHeader w:val="true"/>
-        </w:trPr>
-        <w:tc>
-          <w:tcPr>
-            <w:tcW w:type="dxa" w:w="2520"/>
-            <w:vAlign w:val="center"/>
-          </w:tcPr>
-          <w:p>
-            <w:pPr>
-              <w:pStyle w:val="ab"/>
-              <w:jc w:val="center"/>
-            </w:pPr>
-            <w:r>
-              <w:rPr>
-                <w:b/>
-              </w:rPr>
-              <w:t>Параметр</w:t>
-            </w:r>
-          </w:p>
-        </w:tc>
-        <w:tc>
-          <w:tcPr>
-            <w:tcW w:type="dxa" w:w="1411"/>
-            <w:vAlign w:val="center"/>
-          </w:tcPr>
-          <w:p>
-            <w:pPr>
-              <w:pStyle w:val="ab"/>
-              <w:jc w:val="center"/>
-            </w:pPr>
-            <w:r>
-              <w:rPr>
-                <w:b/>
-              </w:rPr>
-              <w:t>Обозначение ФСУ</w:t>
-            </w:r>
-          </w:p>
-        </w:tc>
-        <w:tc>
-          <w:tcPr>
-            <w:tcW w:type="dxa" w:w="2016"/>
-            <w:vAlign w:val="center"/>
-          </w:tcPr>
-          <w:p>
-            <w:pPr>
-              <w:pStyle w:val="ab"/>
-              <w:jc w:val="center"/>
-            </w:pPr>
-            <w:r>
-              <w:rPr>
-                <w:b/>
-              </w:rPr>
-              <w:t>Значение / Диапазон</w:t>
-            </w:r>
-          </w:p>
-        </w:tc>
-        <w:tc>
-          <w:tcPr>
-            <w:tcW w:type="dxa" w:w="691"/>
-            <w:vAlign w:val="center"/>
-          </w:tcPr>
-          <w:p>
-            <w:pPr>
-              <w:pStyle w:val="ab"/>
-              <w:jc w:val="center"/>
-            </w:pPr>
-            <w:r>
-              <w:rPr>
-                <w:b/>
-              </w:rPr>
-              <w:t>Ед. изм.</w:t>
-            </w:r>
-          </w:p>
-        </w:tc>
-        <w:tc>
-          <w:tcPr>
-            <w:tcW w:type="dxa" w:w="677"/>
-            <w:vAlign w:val="center"/>
-          </w:tcPr>
-          <w:p>
-            <w:pPr>
-              <w:pStyle w:val="ab"/>
-              <w:jc w:val="center"/>
-            </w:pPr>
-            <w:r>
-              <w:rPr>
-                <w:b/>
-              </w:rPr>
-              <w:t>Шаг</w:t>
-            </w:r>
-          </w:p>
-        </w:tc>
-        <w:tc>
-          <w:tcPr>
-            <w:tcW w:type="dxa" w:w="1440"/>
-            <w:vAlign w:val="center"/>
-          </w:tcPr>
-          <w:p>
-            <w:pPr>
-              <w:pStyle w:val="ab"/>
-              <w:jc w:val="center"/>
-            </w:pPr>
-            <w:r>
-              <w:rPr>
-                <w:b/>
-              </w:rPr>
-              <w:t>Значение по умолчанию</w:t>
-            </w:r>
-          </w:p>
-        </w:tc>
-        <w:tc>
-          <w:tcPr>
-            <w:tcW w:type="dxa" w:w="864"/>
-            <w:vAlign w:val="center"/>
-          </w:tcPr>
-          <w:p>
-            <w:pPr>
-              <w:pStyle w:val="ab"/>
-              <w:jc w:val="center"/>
-            </w:pPr>
-            <w:r>
-              <w:rPr>
-                <w:b/>
-              </w:rPr>
-              <w:t>Уставка</w:t>
-            </w:r>
-          </w:p>
-        </w:tc>
-      </w:tr>
-      <w:tr>
-        <w:tc>
-          <w:tcPr>
-            <w:tcW w:type="dxa" w:w="2520"/>
-          </w:tcPr>
-          <w:p>
-            <w:pPr>
-              <w:pStyle w:val="ab"/>
-              <w:jc w:val="center"/>
-            </w:pPr>
-            <w:r>
-              <w:t>Ввод функции в работу (Ввод_функции)</w:t>
-            </w:r>
-          </w:p>
-        </w:tc>
-        <w:tc>
-          <w:tcPr>
-            <w:tcW w:type="dxa" w:w="1411"/>
-          </w:tcPr>
-          <w:p>
-            <w:pPr>
-              <w:pStyle w:val="ab"/>
-              <w:jc w:val="center"/>
-            </w:pPr>
-            <w:r>
-              <w:t>SGF1</w:t>
-            </w:r>
-          </w:p>
-        </w:tc>
-        <w:tc>
-          <w:tcPr>
-            <w:tcW w:type="dxa" w:w="2016"/>
-          </w:tcPr>
-          <w:p>
-            <w:pPr>
-              <w:pStyle w:val="ab"/>
-              <w:jc w:val="center"/>
-            </w:pPr>
-            <w:r>
-              <w:t>0 - Не предусмотрено</w:t>
-              <w:br/>
-              <w:t>1 - Предусмотрено</w:t>
-            </w:r>
-          </w:p>
-        </w:tc>
-        <w:tc>
-          <w:tcPr>
-            <w:tcW w:type="dxa" w:w="691"/>
-          </w:tcPr>
-          <w:p>
-            <w:pPr>
-              <w:pStyle w:val="ab"/>
-              <w:jc w:val="center"/>
-            </w:pPr>
-            <w:r>
-              <w:t>-</w:t>
-            </w:r>
-          </w:p>
-        </w:tc>
-        <w:tc>
-          <w:tcPr>
-            <w:tcW w:type="dxa" w:w="677"/>
-          </w:tcPr>
-          <w:p>
-            <w:pPr>
-              <w:pStyle w:val="ab"/>
-              <w:jc w:val="center"/>
-            </w:pPr>
-            <w:r>
-              <w:t>-</w:t>
-            </w:r>
-          </w:p>
-        </w:tc>
-        <w:tc>
-          <w:tcPr>
-            <w:tcW w:type="dxa" w:w="1440"/>
-          </w:tcPr>
-          <w:p>
-            <w:pPr>
-              <w:pStyle w:val="ab"/>
-              <w:jc w:val="center"/>
-            </w:pPr>
-            <w:r>
-              <w:t>Не предусмотрено</w:t>
-            </w:r>
-          </w:p>
-        </w:tc>
-        <w:tc>
-          <w:tcPr>
-            <w:tcW w:type="dxa" w:w="864"/>
-            <w:shd w:fill="FFC000"/>
-          </w:tcPr>
-          <w:p>
-            <w:pPr>
-              <w:pStyle w:val="ab"/>
-              <w:jc w:val="center"/>
-            </w:pPr>
-            <w:r>
-              <w:rPr>
-                <w:b/>
-              </w:rPr>
-              <w:t>0</w:t>
-            </w:r>
-          </w:p>
-        </w:tc>
-      </w:tr>
-    </w:tbl>
-    <w:p>
-      <w:pPr>
         <w:pStyle w:val="1"/>
       </w:pPr>
       <w:r>
